--- a/CÔNG TY TNHH THƯƠNG MẠI ĐỒNG LIÊN/Đồng Liên_Tăng vốn/DongLien_Giấy chứng nhận vốn góp.docx
+++ b/CÔNG TY TNHH THƯƠNG MẠI ĐỒNG LIÊN/Đồng Liên_Tăng vốn/DongLien_Giấy chứng nhận vốn góp.docx
@@ -1,6 +1,6 @@
 
 <file path=word/document.xml><?xml version="1.0" encoding="utf-8"?>
-<w:document xmlns:wpc="http://schemas.microsoft.com/office/word/2010/wordprocessingCanvas" xmlns:cx="http://schemas.microsoft.com/office/drawing/2014/chartex" xmlns:cx1="http://schemas.microsoft.com/office/drawing/2015/9/8/chartex" xmlns:mc="http://schemas.openxmlformats.org/markup-compatibility/2006" xmlns:o="urn:schemas-microsoft-com:office:office" xmlns:r="http://schemas.openxmlformats.org/officeDocument/2006/relationships" xmlns:m="http://schemas.openxmlformats.org/officeDocument/2006/math" xmlns:v="urn:schemas-microsoft-com:vml" xmlns:wp14="http://schemas.microsoft.com/office/word/2010/wordprocessingDrawing" xmlns:wp="http://schemas.openxmlformats.org/drawingml/2006/wordprocessingDrawing" xmlns:w10="urn:schemas-microsoft-com:office:word" xmlns:w="http://schemas.openxmlformats.org/wordprocessingml/2006/main" xmlns:w14="http://schemas.microsoft.com/office/word/2010/wordml" xmlns:w15="http://schemas.microsoft.com/office/word/2012/wordml" xmlns:w16se="http://schemas.microsoft.com/office/word/2015/wordml/symex" xmlns:wpg="http://schemas.microsoft.com/office/word/2010/wordprocessingGroup" xmlns:wpi="http://schemas.microsoft.com/office/word/2010/wordprocessingInk" xmlns:wne="http://schemas.microsoft.com/office/word/2006/wordml" xmlns:wps="http://schemas.microsoft.com/office/word/2010/wordprocessingShape" mc:Ignorable="w14 w15 w16se wp14">
+<w:document xmlns:wpc="http://schemas.microsoft.com/office/word/2010/wordprocessingCanvas" xmlns:cx="http://schemas.microsoft.com/office/drawing/2014/chartex" xmlns:cx1="http://schemas.microsoft.com/office/drawing/2015/9/8/chartex" xmlns:cx2="http://schemas.microsoft.com/office/drawing/2015/10/21/chartex" xmlns:cx3="http://schemas.microsoft.com/office/drawing/2016/5/9/chartex" xmlns:cx4="http://schemas.microsoft.com/office/drawing/2016/5/10/chartex" xmlns:cx5="http://schemas.microsoft.com/office/drawing/2016/5/11/chartex" xmlns:cx6="http://schemas.microsoft.com/office/drawing/2016/5/12/chartex" xmlns:cx7="http://schemas.microsoft.com/office/drawing/2016/5/13/chartex" xmlns:cx8="http://schemas.microsoft.com/office/drawing/2016/5/14/chartex" xmlns:mc="http://schemas.openxmlformats.org/markup-compatibility/2006" xmlns:aink="http://schemas.microsoft.com/office/drawing/2016/ink" xmlns:am3d="http://schemas.microsoft.com/office/drawing/2017/model3d" xmlns:o="urn:schemas-microsoft-com:office:office" xmlns:oel="http://schemas.microsoft.com/office/2019/extlst" xmlns:r="http://schemas.openxmlformats.org/officeDocument/2006/relationships" xmlns:m="http://schemas.openxmlformats.org/officeDocument/2006/math" xmlns:v="urn:schemas-microsoft-com:vml" xmlns:wp14="http://schemas.microsoft.com/office/word/2010/wordprocessingDrawing" xmlns:wp="http://schemas.openxmlformats.org/drawingml/2006/wordprocessingDrawing" xmlns:w10="urn:schemas-microsoft-com:office:word" xmlns:w="http://schemas.openxmlformats.org/wordprocessingml/2006/main" xmlns:w14="http://schemas.microsoft.com/office/word/2010/wordml" xmlns:w15="http://schemas.microsoft.com/office/word/2012/wordml" xmlns:w16cex="http://schemas.microsoft.com/office/word/2018/wordml/cex" xmlns:w16cid="http://schemas.microsoft.com/office/word/2016/wordml/cid" xmlns:w16="http://schemas.microsoft.com/office/word/2018/wordml" xmlns:w16du="http://schemas.microsoft.com/office/word/2023/wordml/word16du" xmlns:w16sdtdh="http://schemas.microsoft.com/office/word/2020/wordml/sdtdatahash" xmlns:w16sdtfl="http://schemas.microsoft.com/office/word/2024/wordml/sdtformatlock" xmlns:w16se="http://schemas.microsoft.com/office/word/2015/wordml/symex" xmlns:wpg="http://schemas.microsoft.com/office/word/2010/wordprocessingGroup" xmlns:wpi="http://schemas.microsoft.com/office/word/2010/wordprocessingInk" xmlns:wne="http://schemas.microsoft.com/office/word/2006/wordml" xmlns:wps="http://schemas.microsoft.com/office/word/2010/wordprocessingShape" mc:Ignorable="w14 w15 w16se w16cid w16 w16cex w16sdtdh w16sdtfl w16du wp14">
   <w:body>
     <w:tbl>
       <w:tblPr>
@@ -175,7 +175,7 @@
                 <w:szCs w:val="26"/>
                 <w:lang w:val="en-US"/>
               </w:rPr>
-              <w:t>2</w:t>
+              <w:t>10</w:t>
             </w:r>
             <w:r>
               <w:rPr>
@@ -318,7 +318,23 @@
           <w:sz w:val="28"/>
           <w:szCs w:val="28"/>
         </w:rPr>
-        <w:t>Chứng nhận phần vốn góp của thành viên như sau:</w:t>
+        <w:t xml:space="preserve">Chứng nhận phần vốn góp của </w:t>
+      </w:r>
+      <w:r>
+        <w:rPr>
+          <w:b/>
+          <w:sz w:val="28"/>
+          <w:szCs w:val="28"/>
+        </w:rPr>
+        <w:t>chủ sở hữu</w:t>
+      </w:r>
+      <w:r>
+        <w:rPr>
+          <w:b/>
+          <w:sz w:val="28"/>
+          <w:szCs w:val="28"/>
+        </w:rPr>
+        <w:t xml:space="preserve"> như sau:</w:t>
       </w:r>
     </w:p>
     <w:p>
@@ -478,7 +494,21 @@
           <w:sz w:val="28"/>
           <w:szCs w:val="28"/>
         </w:rPr>
-        <w:t xml:space="preserve">Phần vốn góp của thành viên: </w:t>
+        <w:t xml:space="preserve">Phần vốn góp của </w:t>
+      </w:r>
+      <w:r>
+        <w:rPr>
+          <w:sz w:val="28"/>
+          <w:szCs w:val="28"/>
+        </w:rPr>
+        <w:t>chủ sở hữu</w:t>
+      </w:r>
+      <w:r>
+        <w:rPr>
+          <w:sz w:val="28"/>
+          <w:szCs w:val="28"/>
+        </w:rPr>
+        <w:t xml:space="preserve">: </w:t>
       </w:r>
       <w:r>
         <w:rPr>
@@ -532,7 +562,6 @@
         <w:rPr>
           <w:sz w:val="28"/>
           <w:szCs w:val="28"/>
-          <w:lang w:val="en-US"/>
         </w:rPr>
         <w:t>100</w:t>
       </w:r>
@@ -564,7 +593,6 @@
         <w:rPr>
           <w:sz w:val="28"/>
           <w:szCs w:val="28"/>
-          <w:lang w:val="en-US"/>
         </w:rPr>
       </w:pPr>
       <w:r>
@@ -585,9 +613,8 @@
         <w:rPr>
           <w:sz w:val="28"/>
           <w:szCs w:val="28"/>
-          <w:lang w:val="en-US"/>
-        </w:rPr>
-        <w:t>2</w:t>
+        </w:rPr>
+        <w:t>10</w:t>
       </w:r>
       <w:r>
         <w:rPr>
@@ -600,12 +627,9 @@
         <w:rPr>
           <w:sz w:val="28"/>
           <w:szCs w:val="28"/>
-          <w:lang w:val="en-US"/>
         </w:rPr>
         <w:t>10</w:t>
       </w:r>
-      <w:bookmarkStart w:id="0" w:name="_GoBack"/>
-      <w:bookmarkEnd w:id="0"/>
       <w:r>
         <w:rPr>
           <w:sz w:val="28"/>
@@ -627,18 +651,16 @@
         <w:rPr>
           <w:sz w:val="28"/>
           <w:szCs w:val="28"/>
-          <w:lang w:val="en-US"/>
-        </w:rPr>
-      </w:pPr>
-    </w:p>
-    <w:p>
-      <w:pPr>
-        <w:spacing w:before="120" w:after="120"/>
-        <w:ind w:firstLine="720"/>
-        <w:rPr>
-          <w:sz w:val="28"/>
-          <w:szCs w:val="28"/>
-          <w:lang w:val="en-US"/>
+        </w:rPr>
+      </w:pPr>
+    </w:p>
+    <w:p>
+      <w:pPr>
+        <w:spacing w:before="120" w:after="120"/>
+        <w:ind w:firstLine="720"/>
+        <w:rPr>
+          <w:sz w:val="28"/>
+          <w:szCs w:val="28"/>
         </w:rPr>
       </w:pPr>
     </w:p>
@@ -678,7 +700,6 @@
               <w:rPr>
                 <w:sz w:val="28"/>
                 <w:szCs w:val="28"/>
-                <w:lang w:val="en-US"/>
               </w:rPr>
             </w:pPr>
           </w:p>
@@ -692,7 +713,6 @@
               <w:jc w:val="center"/>
               <w:rPr>
                 <w:rFonts w:eastAsia="DengXian;等线"/>
-                <w:lang w:val="en-US"/>
               </w:rPr>
             </w:pPr>
             <w:r>
@@ -710,14 +730,12 @@
                 <w:rFonts w:eastAsia="DengXian;等线"/>
                 <w:i/>
                 <w:iCs/>
-                <w:lang w:val="en-US"/>
               </w:rPr>
               <w:t xml:space="preserve"> </w:t>
             </w:r>
             <w:r>
               <w:rPr>
                 <w:rFonts w:eastAsia="DengXian;等线"/>
-                <w:lang w:val="en-US"/>
               </w:rPr>
               <w:br/>
             </w:r>
@@ -726,7 +744,6 @@
                 <w:rFonts w:eastAsia="DengXian;等线"/>
                 <w:i/>
                 <w:iCs/>
-                <w:lang w:val="en-US"/>
               </w:rPr>
               <w:t>(Ký và ghi rõ họ tên)</w:t>
             </w:r>
@@ -740,7 +757,6 @@
                 <w:b/>
                 <w:sz w:val="28"/>
                 <w:szCs w:val="28"/>
-                <w:lang w:val="en-US"/>
               </w:rPr>
             </w:pPr>
           </w:p>
@@ -753,7 +769,6 @@
                 <w:b/>
                 <w:sz w:val="28"/>
                 <w:szCs w:val="28"/>
-                <w:lang w:val="en-US"/>
               </w:rPr>
             </w:pPr>
           </w:p>
@@ -765,7 +780,6 @@
                 <w:b/>
                 <w:sz w:val="28"/>
                 <w:szCs w:val="28"/>
-                <w:lang w:val="en-US"/>
               </w:rPr>
             </w:pPr>
           </w:p>
@@ -777,7 +791,6 @@
                 <w:b/>
                 <w:sz w:val="28"/>
                 <w:szCs w:val="28"/>
-                <w:lang w:val="en-US"/>
               </w:rPr>
             </w:pPr>
           </w:p>
@@ -845,7 +858,7 @@
 </file>
 
 <file path=word/styles.xml><?xml version="1.0" encoding="utf-8"?>
-<w:styles xmlns:mc="http://schemas.openxmlformats.org/markup-compatibility/2006" xmlns:r="http://schemas.openxmlformats.org/officeDocument/2006/relationships" xmlns:w="http://schemas.openxmlformats.org/wordprocessingml/2006/main" xmlns:w14="http://schemas.microsoft.com/office/word/2010/wordml" xmlns:w15="http://schemas.microsoft.com/office/word/2012/wordml" xmlns:w16se="http://schemas.microsoft.com/office/word/2015/wordml/symex" mc:Ignorable="w14 w15 w16se">
+<w:styles xmlns:mc="http://schemas.openxmlformats.org/markup-compatibility/2006" xmlns:r="http://schemas.openxmlformats.org/officeDocument/2006/relationships" xmlns:w="http://schemas.openxmlformats.org/wordprocessingml/2006/main" xmlns:w14="http://schemas.microsoft.com/office/word/2010/wordml" xmlns:w15="http://schemas.microsoft.com/office/word/2012/wordml" xmlns:w16cex="http://schemas.microsoft.com/office/word/2018/wordml/cex" xmlns:w16cid="http://schemas.microsoft.com/office/word/2016/wordml/cid" xmlns:w16="http://schemas.microsoft.com/office/word/2018/wordml" xmlns:w16du="http://schemas.microsoft.com/office/word/2023/wordml/word16du" xmlns:w16sdtdh="http://schemas.microsoft.com/office/word/2020/wordml/sdtdatahash" xmlns:w16sdtfl="http://schemas.microsoft.com/office/word/2024/wordml/sdtformatlock" xmlns:w16se="http://schemas.microsoft.com/office/word/2015/wordml/symex" mc:Ignorable="w14 w15 w16se w16cid w16 w16cex w16sdtdh w16sdtfl w16du">
   <w:docDefaults>
     <w:rPrDefault>
       <w:rPr>
@@ -855,7 +868,7 @@
     </w:rPrDefault>
     <w:pPrDefault/>
   </w:docDefaults>
-  <w:latentStyles w:defLockedState="0" w:defUIPriority="99" w:defSemiHidden="0" w:defUnhideWhenUsed="0" w:defQFormat="0" w:count="371">
+  <w:latentStyles w:defLockedState="0" w:defUIPriority="99" w:defSemiHidden="0" w:defUnhideWhenUsed="0" w:defQFormat="0" w:count="376">
     <w:lsdException w:name="Normal" w:uiPriority="0" w:qFormat="1"/>
     <w:lsdException w:name="heading 1" w:uiPriority="9" w:qFormat="1"/>
     <w:lsdException w:name="heading 2" w:semiHidden="1" w:uiPriority="9" w:unhideWhenUsed="1" w:qFormat="1"/>
@@ -1227,6 +1240,11 @@
     <w:lsdException w:name="List Table 5 Dark Accent 6" w:uiPriority="50"/>
     <w:lsdException w:name="List Table 6 Colorful Accent 6" w:uiPriority="51"/>
     <w:lsdException w:name="List Table 7 Colorful Accent 6" w:uiPriority="52"/>
+    <w:lsdException w:name="Mention" w:semiHidden="1" w:unhideWhenUsed="1"/>
+    <w:lsdException w:name="Smart Hyperlink" w:semiHidden="1" w:unhideWhenUsed="1"/>
+    <w:lsdException w:name="Hashtag" w:semiHidden="1" w:unhideWhenUsed="1"/>
+    <w:lsdException w:name="Unresolved Mention" w:semiHidden="1" w:unhideWhenUsed="1"/>
+    <w:lsdException w:name="Smart Link" w:semiHidden="1" w:unhideWhenUsed="1"/>
   </w:latentStyles>
   <w:style w:type="paragraph" w:default="1" w:styleId="Normal">
     <w:name w:val="Normal"/>
